--- a/William/Python/William_Jackson.docx
+++ b/William/Python/William_Jackson.docx
@@ -138,66 +138,12 @@
             </w:pPr>
             <w:r>
               <w:rPr>
-                <w:rFonts w:ascii="Arial" w:eastAsia="Arial" w:hAnsi="Arial" w:cs="Arial"/>
+                <w:rFonts w:ascii="Arial" w:hAnsi="Arial" w:cs="Arial"/>
                 <w:color w:val="FFFFFF"/>
                 <w:sz w:val="17"/>
                 <w:szCs w:val="17"/>
               </w:rPr>
-              <w:t xml:space="preserve">Wellington, Nevada, United States | </w:t>
-            </w:r>
-            <w:r>
-              <w:rPr>
-                <w:rFonts w:ascii="Arial" w:eastAsia="Arial" w:hAnsi="Arial" w:cs="Arial"/>
-                <w:color w:val="FFFFFF"/>
-                <w:sz w:val="17"/>
-                <w:szCs w:val="17"/>
-              </w:rPr>
-              <w:t>+1 (786) 949-7561</w:t>
-            </w:r>
-            <w:r>
-              <w:rPr>
-                <w:rFonts w:ascii="Arial" w:eastAsia="Arial" w:hAnsi="Arial" w:cs="Arial"/>
-                <w:color w:val="FFFFFF"/>
-                <w:sz w:val="17"/>
-                <w:szCs w:val="17"/>
-              </w:rPr>
-              <w:t xml:space="preserve">| </w:t>
-            </w:r>
-            <w:r>
-              <w:rPr>
-                <w:rFonts w:ascii="Arial" w:eastAsia="Arial" w:hAnsi="Arial" w:cs="Arial"/>
-                <w:color w:val="FFFFFF"/>
-                <w:sz w:val="17"/>
-                <w:szCs w:val="17"/>
-              </w:rPr>
-              <w:t>williamjackson.pro@outlook.com</w:t>
-            </w:r>
-            <w:r>
-              <w:rPr>
-                <w:rFonts w:ascii="Arial" w:eastAsia="Arial" w:hAnsi="Arial" w:cs="Arial"/>
-                <w:color w:val="FFFFFF"/>
-                <w:sz w:val="17"/>
-                <w:szCs w:val="17"/>
-              </w:rPr>
-              <w:t xml:space="preserve"> | </w:t>
-            </w:r>
-            <w:r>
-              <w:rPr>
-                <w:rFonts w:ascii="Arial" w:eastAsia="Arial" w:hAnsi="Arial" w:cs="Arial"/>
-                <w:color w:val="FFFFFF"/>
-                <w:sz w:val="17"/>
-                <w:szCs w:val="17"/>
-              </w:rPr>
-              <w:t>linkedin.com/in/william-jackson-</w:t>
-            </w:r>
-            <w:r>
-              <w:rPr>
-                <w:rFonts w:ascii="Arial" w:eastAsia="Arial" w:hAnsi="Arial" w:cs="Arial"/>
-                <w:color w:val="FFFFFF"/>
-                <w:sz w:val="17"/>
-                <w:szCs w:val="17"/>
-              </w:rPr>
-              <w:t>75b9343b6</w:t>
+              <w:t>Wellington, Nevada, United States | +1 (786) 949-7561| williamjdev@outlook.com | linkedin.com/in/william-jackson-40036a3ba</w:t>
             </w:r>
             <w:bookmarkStart w:id="0" w:name="_GoBack"/>
             <w:bookmarkEnd w:id="0"/>

--- a/William/Python/William_Jackson.docx
+++ b/William/Python/William_Jackson.docx
@@ -69,27 +69,7 @@
           <w:sz w:val="19"/>
           <w:szCs w:val="19"/>
         </w:rPr>
-        <w:t xml:space="preserve"> – Python(</w:t>
-      </w:r>
-      <w:proofErr w:type="spellStart"/>
-      <w:r>
-        <w:rPr>
-          <w:rFonts w:ascii="Arial" w:eastAsia="Arial" w:hAnsi="Arial" w:cs="Arial"/>
-          <w:color w:val="555555"/>
-          <w:sz w:val="19"/>
-          <w:szCs w:val="19"/>
-        </w:rPr>
-        <w:t>Django</w:t>
-      </w:r>
-      <w:proofErr w:type="spellEnd"/>
-      <w:r>
-        <w:rPr>
-          <w:rFonts w:ascii="Arial" w:eastAsia="Arial" w:hAnsi="Arial" w:cs="Arial"/>
-          <w:color w:val="555555"/>
-          <w:sz w:val="19"/>
-          <w:szCs w:val="19"/>
-        </w:rPr>
-        <w:t>/Fast API) AWS</w:t>
+        <w:t xml:space="preserve"> – Python(Django/Fast API) AWS</w:t>
       </w:r>
     </w:p>
     <w:tbl>
@@ -145,8 +125,6 @@
               </w:rPr>
               <w:t>Wellington, Nevada, United States | +1 (786) 949-7561| williamjdev@outlook.com | linkedin.com/in/william-jackson-40036a3ba</w:t>
             </w:r>
-            <w:bookmarkStart w:id="0" w:name="_GoBack"/>
-            <w:bookmarkEnd w:id="0"/>
           </w:p>
         </w:tc>
       </w:tr>
@@ -231,7 +209,26 @@
           <w:rStyle w:val="Strong"/>
           <w:sz w:val="22"/>
         </w:rPr>
-        <w:t xml:space="preserve">reliability-focused </w:t>
+        <w:t>reliability-focused SaaS</w:t>
+      </w:r>
+      <w:r>
+        <w:rPr>
+          <w:sz w:val="22"/>
+        </w:rPr>
+        <w:t xml:space="preserve">, building secure and observable systems with </w:t>
+      </w:r>
+      <w:r>
+        <w:rPr>
+          <w:rStyle w:val="Strong"/>
+          <w:sz w:val="22"/>
+        </w:rPr>
+        <w:t>Python 2.7–3.11</w:t>
+      </w:r>
+      <w:r>
+        <w:rPr>
+          <w:sz w:val="22"/>
+        </w:rPr>
+        <w:t xml:space="preserve">, </w:t>
       </w:r>
       <w:proofErr w:type="spellStart"/>
       <w:r>
@@ -239,39 +236,11 @@
           <w:rStyle w:val="Strong"/>
           <w:sz w:val="22"/>
         </w:rPr>
-        <w:t>SaaS</w:t>
+        <w:t>FastAPI</w:t>
       </w:r>
       <w:proofErr w:type="spellEnd"/>
       <w:r>
         <w:rPr>
-          <w:sz w:val="22"/>
-        </w:rPr>
-        <w:t xml:space="preserve">, building secure and observable systems with </w:t>
-      </w:r>
-      <w:r>
-        <w:rPr>
-          <w:rStyle w:val="Strong"/>
-          <w:sz w:val="22"/>
-        </w:rPr>
-        <w:t>Python 2.7–3.11</w:t>
-      </w:r>
-      <w:r>
-        <w:rPr>
-          <w:sz w:val="22"/>
-        </w:rPr>
-        <w:t xml:space="preserve">, </w:t>
-      </w:r>
-      <w:proofErr w:type="spellStart"/>
-      <w:r>
-        <w:rPr>
-          <w:rStyle w:val="Strong"/>
-          <w:sz w:val="22"/>
-        </w:rPr>
-        <w:t>FastAPI</w:t>
-      </w:r>
-      <w:proofErr w:type="spellEnd"/>
-      <w:r>
-        <w:rPr>
           <w:rStyle w:val="Strong"/>
           <w:sz w:val="22"/>
         </w:rPr>
@@ -283,21 +252,12 @@
         </w:rPr>
         <w:t xml:space="preserve">, </w:t>
       </w:r>
-      <w:proofErr w:type="spellStart"/>
-      <w:r>
-        <w:rPr>
-          <w:rStyle w:val="Strong"/>
-          <w:sz w:val="22"/>
-        </w:rPr>
-        <w:t>Django</w:t>
-      </w:r>
-      <w:proofErr w:type="spellEnd"/>
-      <w:r>
-        <w:rPr>
-          <w:rStyle w:val="Strong"/>
-          <w:sz w:val="22"/>
-        </w:rPr>
-        <w:t xml:space="preserve"> 1.11–4.x</w:t>
+      <w:r>
+        <w:rPr>
+          <w:rStyle w:val="Strong"/>
+          <w:sz w:val="22"/>
+        </w:rPr>
+        <w:t>Django 1.11–4.x</w:t>
       </w:r>
       <w:r>
         <w:rPr>
@@ -416,21 +376,12 @@
         </w:rPr>
         <w:t xml:space="preserve">, </w:t>
       </w:r>
-      <w:proofErr w:type="spellStart"/>
-      <w:r>
-        <w:rPr>
-          <w:rStyle w:val="Strong"/>
-          <w:sz w:val="22"/>
-        </w:rPr>
-        <w:t>Django</w:t>
-      </w:r>
-      <w:proofErr w:type="spellEnd"/>
-      <w:r>
-        <w:rPr>
-          <w:rStyle w:val="Strong"/>
-          <w:sz w:val="22"/>
-        </w:rPr>
-        <w:t xml:space="preserve"> 1.11–4.x</w:t>
+      <w:r>
+        <w:rPr>
+          <w:rStyle w:val="Strong"/>
+          <w:sz w:val="22"/>
+        </w:rPr>
+        <w:t>Django 1.11–4.x</w:t>
       </w:r>
       <w:r>
         <w:rPr>
@@ -630,58 +581,56 @@
         </w:rPr>
         <w:t xml:space="preserve"> </w:t>
       </w:r>
+      <w:r>
+        <w:rPr>
+          <w:rStyle w:val="Strong"/>
+          <w:sz w:val="22"/>
+        </w:rPr>
+        <w:t>PostgreSQL</w:t>
+      </w:r>
+      <w:r>
+        <w:rPr>
+          <w:sz w:val="22"/>
+        </w:rPr>
+        <w:t xml:space="preserve">, </w:t>
+      </w:r>
+      <w:r>
+        <w:rPr>
+          <w:rStyle w:val="Strong"/>
+          <w:sz w:val="22"/>
+        </w:rPr>
+        <w:t>MySQL</w:t>
+      </w:r>
+      <w:r>
+        <w:rPr>
+          <w:sz w:val="22"/>
+        </w:rPr>
+        <w:t xml:space="preserve">, </w:t>
+      </w:r>
+      <w:r>
+        <w:rPr>
+          <w:rStyle w:val="Strong"/>
+          <w:sz w:val="22"/>
+        </w:rPr>
+        <w:t>SQL Server</w:t>
+      </w:r>
+      <w:r>
+        <w:rPr>
+          <w:sz w:val="22"/>
+        </w:rPr>
+        <w:t xml:space="preserve">, </w:t>
+      </w:r>
       <w:proofErr w:type="spellStart"/>
       <w:r>
         <w:rPr>
           <w:rStyle w:val="Strong"/>
           <w:sz w:val="22"/>
         </w:rPr>
-        <w:t>PostgreSQL</w:t>
+        <w:t>Redis</w:t>
       </w:r>
       <w:proofErr w:type="spellEnd"/>
       <w:r>
         <w:rPr>
-          <w:sz w:val="22"/>
-        </w:rPr>
-        <w:t xml:space="preserve">, </w:t>
-      </w:r>
-      <w:r>
-        <w:rPr>
-          <w:rStyle w:val="Strong"/>
-          <w:sz w:val="22"/>
-        </w:rPr>
-        <w:t>MySQL</w:t>
-      </w:r>
-      <w:r>
-        <w:rPr>
-          <w:sz w:val="22"/>
-        </w:rPr>
-        <w:t xml:space="preserve">, </w:t>
-      </w:r>
-      <w:r>
-        <w:rPr>
-          <w:rStyle w:val="Strong"/>
-          <w:sz w:val="22"/>
-        </w:rPr>
-        <w:t>SQL Server</w:t>
-      </w:r>
-      <w:r>
-        <w:rPr>
-          <w:sz w:val="22"/>
-        </w:rPr>
-        <w:t xml:space="preserve">, </w:t>
-      </w:r>
-      <w:proofErr w:type="spellStart"/>
-      <w:r>
-        <w:rPr>
-          <w:rStyle w:val="Strong"/>
-          <w:sz w:val="22"/>
-        </w:rPr>
-        <w:t>Redis</w:t>
-      </w:r>
-      <w:proofErr w:type="spellEnd"/>
-      <w:r>
-        <w:rPr>
           <w:rStyle w:val="Strong"/>
           <w:sz w:val="22"/>
         </w:rPr>
@@ -693,7 +642,6 @@
         </w:rPr>
         <w:t xml:space="preserve">, </w:t>
       </w:r>
-      <w:proofErr w:type="spellStart"/>
       <w:r>
         <w:rPr>
           <w:rStyle w:val="Strong"/>
@@ -703,7 +651,6 @@
         </w:rPr>
         <w:t>MongoDB</w:t>
       </w:r>
-      <w:proofErr w:type="spellEnd"/>
       <w:r>
         <w:rPr>
           <w:b/>
@@ -863,29 +810,135 @@
           <w:rStyle w:val="Strong"/>
           <w:sz w:val="22"/>
         </w:rPr>
-        <w:t xml:space="preserve">Cloud &amp; </w:t>
+        <w:t>Cloud &amp; DevOps —</w:t>
+      </w:r>
+      <w:r>
+        <w:rPr>
+          <w:sz w:val="22"/>
+        </w:rPr>
+        <w:t xml:space="preserve"> </w:t>
+      </w:r>
+      <w:r>
+        <w:rPr>
+          <w:rStyle w:val="Strong"/>
+          <w:b w:val="0"/>
+          <w:sz w:val="22"/>
+        </w:rPr>
+        <w:t>AWS</w:t>
+      </w:r>
+      <w:r>
+        <w:rPr>
+          <w:b/>
+          <w:sz w:val="22"/>
+        </w:rPr>
+        <w:t xml:space="preserve"> (</w:t>
+      </w:r>
+      <w:r>
+        <w:rPr>
+          <w:rStyle w:val="Strong"/>
+          <w:b w:val="0"/>
+          <w:sz w:val="22"/>
+        </w:rPr>
+        <w:t>EKS 1.2x–1.27</w:t>
+      </w:r>
+      <w:r>
+        <w:rPr>
+          <w:b/>
+          <w:sz w:val="22"/>
+        </w:rPr>
+        <w:t xml:space="preserve">, </w:t>
+      </w:r>
+      <w:r>
+        <w:rPr>
+          <w:rStyle w:val="Strong"/>
+          <w:b w:val="0"/>
+          <w:sz w:val="22"/>
+        </w:rPr>
+        <w:t>ECS</w:t>
+      </w:r>
+      <w:r>
+        <w:rPr>
+          <w:b/>
+          <w:sz w:val="22"/>
+        </w:rPr>
+        <w:t xml:space="preserve">, </w:t>
+      </w:r>
+      <w:r>
+        <w:rPr>
+          <w:rStyle w:val="Strong"/>
+          <w:b w:val="0"/>
+          <w:sz w:val="22"/>
+        </w:rPr>
+        <w:t>EC2</w:t>
+      </w:r>
+      <w:r>
+        <w:rPr>
+          <w:b/>
+          <w:sz w:val="22"/>
+        </w:rPr>
+        <w:t xml:space="preserve">, </w:t>
+      </w:r>
+      <w:r>
+        <w:rPr>
+          <w:rStyle w:val="Strong"/>
+          <w:b w:val="0"/>
+          <w:sz w:val="22"/>
+        </w:rPr>
+        <w:t>Lambda</w:t>
+      </w:r>
+      <w:r>
+        <w:rPr>
+          <w:b/>
+          <w:sz w:val="22"/>
+        </w:rPr>
+        <w:t xml:space="preserve">, </w:t>
+      </w:r>
+      <w:r>
+        <w:rPr>
+          <w:rStyle w:val="Strong"/>
+          <w:b w:val="0"/>
+          <w:sz w:val="22"/>
+        </w:rPr>
+        <w:t>API Gateway</w:t>
+      </w:r>
+      <w:r>
+        <w:rPr>
+          <w:b/>
+          <w:sz w:val="22"/>
+        </w:rPr>
+        <w:t xml:space="preserve">, </w:t>
+      </w:r>
+      <w:r>
+        <w:rPr>
+          <w:rStyle w:val="Strong"/>
+          <w:b w:val="0"/>
+          <w:sz w:val="22"/>
+        </w:rPr>
+        <w:t>S3</w:t>
+      </w:r>
+      <w:r>
+        <w:rPr>
+          <w:b/>
+          <w:sz w:val="22"/>
+        </w:rPr>
+        <w:t xml:space="preserve">, </w:t>
       </w:r>
       <w:proofErr w:type="spellStart"/>
       <w:r>
         <w:rPr>
           <w:rStyle w:val="Strong"/>
-          <w:sz w:val="22"/>
-        </w:rPr>
-        <w:t>DevOps</w:t>
+          <w:b w:val="0"/>
+          <w:sz w:val="22"/>
+        </w:rPr>
+        <w:t>CloudFront</w:t>
       </w:r>
       <w:proofErr w:type="spellEnd"/>
       <w:r>
         <w:rPr>
-          <w:rStyle w:val="Strong"/>
-          <w:sz w:val="22"/>
-        </w:rPr>
-        <w:t xml:space="preserve"> —</w:t>
-      </w:r>
-      <w:r>
-        <w:rPr>
-          <w:sz w:val="22"/>
-        </w:rPr>
-        <w:t xml:space="preserve"> </w:t>
+          <w:b/>
+          <w:sz w:val="22"/>
+        </w:rPr>
+        <w:t xml:space="preserve">, </w:t>
       </w:r>
       <w:r>
         <w:rPr>
@@ -893,7 +946,86 @@
           <w:b w:val="0"/>
           <w:sz w:val="22"/>
         </w:rPr>
-        <w:t>AWS</w:t>
+        <w:t>RDS</w:t>
+      </w:r>
+      <w:r>
+        <w:rPr>
+          <w:b/>
+          <w:sz w:val="22"/>
+        </w:rPr>
+        <w:t xml:space="preserve">, </w:t>
+      </w:r>
+      <w:proofErr w:type="spellStart"/>
+      <w:r>
+        <w:rPr>
+          <w:rStyle w:val="Strong"/>
+          <w:b w:val="0"/>
+          <w:sz w:val="22"/>
+        </w:rPr>
+        <w:t>ElastiCache</w:t>
+      </w:r>
+      <w:proofErr w:type="spellEnd"/>
+      <w:r>
+        <w:rPr>
+          <w:b/>
+          <w:sz w:val="22"/>
+        </w:rPr>
+        <w:t xml:space="preserve">, </w:t>
+      </w:r>
+      <w:proofErr w:type="spellStart"/>
+      <w:r>
+        <w:rPr>
+          <w:rStyle w:val="Strong"/>
+          <w:b w:val="0"/>
+          <w:sz w:val="22"/>
+        </w:rPr>
+        <w:t>EventBridge</w:t>
+      </w:r>
+      <w:proofErr w:type="spellEnd"/>
+      <w:r>
+        <w:rPr>
+          <w:b/>
+          <w:sz w:val="22"/>
+        </w:rPr>
+        <w:t xml:space="preserve">, </w:t>
+      </w:r>
+      <w:r>
+        <w:rPr>
+          <w:rStyle w:val="Strong"/>
+          <w:b w:val="0"/>
+          <w:sz w:val="22"/>
+        </w:rPr>
+        <w:t>Step Functions</w:t>
+      </w:r>
+      <w:r>
+        <w:rPr>
+          <w:b/>
+          <w:sz w:val="22"/>
+        </w:rPr>
+        <w:t xml:space="preserve">, </w:t>
+      </w:r>
+      <w:r>
+        <w:rPr>
+          <w:rStyle w:val="Strong"/>
+          <w:b w:val="0"/>
+          <w:sz w:val="22"/>
+        </w:rPr>
+        <w:t>IAM</w:t>
+      </w:r>
+      <w:r>
+        <w:rPr>
+          <w:b/>
+          <w:sz w:val="22"/>
+        </w:rPr>
+        <w:t xml:space="preserve">), </w:t>
+      </w:r>
+      <w:r>
+        <w:rPr>
+          <w:rStyle w:val="Strong"/>
+          <w:b w:val="0"/>
+          <w:sz w:val="22"/>
+        </w:rPr>
+        <w:t>Azure</w:t>
       </w:r>
       <w:r>
         <w:rPr>
@@ -908,7 +1040,7 @@
           <w:b w:val="0"/>
           <w:sz w:val="22"/>
         </w:rPr>
-        <w:t>EKS 1.2x–1.27</w:t>
+        <w:t>AKS</w:t>
       </w:r>
       <w:r>
         <w:rPr>
@@ -923,7 +1055,7 @@
           <w:b w:val="0"/>
           <w:sz w:val="22"/>
         </w:rPr>
-        <w:t>ECS</w:t>
+        <w:t>App Service</w:t>
       </w:r>
       <w:r>
         <w:rPr>
@@ -938,7 +1070,7 @@
           <w:b w:val="0"/>
           <w:sz w:val="22"/>
         </w:rPr>
-        <w:t>EC2</w:t>
+        <w:t>Azure SQL</w:t>
       </w:r>
       <w:r>
         <w:rPr>
@@ -953,7 +1085,7 @@
           <w:b w:val="0"/>
           <w:sz w:val="22"/>
         </w:rPr>
-        <w:t>Lambda</w:t>
+        <w:t>Service Bus</w:t>
       </w:r>
       <w:r>
         <w:rPr>
@@ -968,7 +1100,7 @@
           <w:b w:val="0"/>
           <w:sz w:val="22"/>
         </w:rPr>
-        <w:t>API Gateway</w:t>
+        <w:t>Key Vault</w:t>
       </w:r>
       <w:r>
         <w:rPr>
@@ -983,7 +1115,82 @@
           <w:b w:val="0"/>
           <w:sz w:val="22"/>
         </w:rPr>
-        <w:t>S3</w:t>
+        <w:t>Application Insights</w:t>
+      </w:r>
+      <w:r>
+        <w:rPr>
+          <w:b/>
+          <w:sz w:val="22"/>
+        </w:rPr>
+        <w:t xml:space="preserve">), </w:t>
+      </w:r>
+      <w:r>
+        <w:rPr>
+          <w:rStyle w:val="Strong"/>
+          <w:b w:val="0"/>
+          <w:sz w:val="22"/>
+        </w:rPr>
+        <w:t>GCP</w:t>
+      </w:r>
+      <w:r>
+        <w:rPr>
+          <w:b/>
+          <w:sz w:val="22"/>
+        </w:rPr>
+        <w:t xml:space="preserve"> (</w:t>
+      </w:r>
+      <w:r>
+        <w:rPr>
+          <w:rStyle w:val="Strong"/>
+          <w:b w:val="0"/>
+          <w:sz w:val="22"/>
+        </w:rPr>
+        <w:t>GKE</w:t>
+      </w:r>
+      <w:r>
+        <w:rPr>
+          <w:b/>
+          <w:sz w:val="22"/>
+        </w:rPr>
+        <w:t xml:space="preserve">, </w:t>
+      </w:r>
+      <w:r>
+        <w:rPr>
+          <w:rStyle w:val="Strong"/>
+          <w:b w:val="0"/>
+          <w:sz w:val="22"/>
+        </w:rPr>
+        <w:t>Cloud Run</w:t>
+      </w:r>
+      <w:r>
+        <w:rPr>
+          <w:b/>
+          <w:sz w:val="22"/>
+        </w:rPr>
+        <w:t xml:space="preserve">, </w:t>
+      </w:r>
+      <w:r>
+        <w:rPr>
+          <w:rStyle w:val="Strong"/>
+          <w:b w:val="0"/>
+          <w:sz w:val="22"/>
+        </w:rPr>
+        <w:t>Pub/Sub</w:t>
+      </w:r>
+      <w:r>
+        <w:rPr>
+          <w:b/>
+          <w:sz w:val="22"/>
+        </w:rPr>
+        <w:t xml:space="preserve">, </w:t>
+      </w:r>
+      <w:r>
+        <w:rPr>
+          <w:rStyle w:val="Strong"/>
+          <w:b w:val="0"/>
+          <w:sz w:val="22"/>
+        </w:rPr>
+        <w:t>Cloud Storage</w:t>
       </w:r>
       <w:r>
         <w:rPr>
@@ -999,7 +1206,7 @@
           <w:b w:val="0"/>
           <w:sz w:val="22"/>
         </w:rPr>
-        <w:t>CloudFront</w:t>
+        <w:t>BigQuery</w:t>
       </w:r>
       <w:proofErr w:type="spellEnd"/>
       <w:r>
@@ -1007,7 +1214,7 @@
           <w:b/>
           <w:sz w:val="22"/>
         </w:rPr>
-        <w:t xml:space="preserve">, </w:t>
+        <w:t xml:space="preserve">), </w:t>
       </w:r>
       <w:r>
         <w:rPr>
@@ -1015,7 +1222,52 @@
           <w:b w:val="0"/>
           <w:sz w:val="22"/>
         </w:rPr>
-        <w:t>RDS</w:t>
+        <w:t>Docker</w:t>
+      </w:r>
+      <w:r>
+        <w:rPr>
+          <w:b/>
+          <w:sz w:val="22"/>
+        </w:rPr>
+        <w:t xml:space="preserve">, </w:t>
+      </w:r>
+      <w:r>
+        <w:rPr>
+          <w:rStyle w:val="Strong"/>
+          <w:b w:val="0"/>
+          <w:sz w:val="22"/>
+        </w:rPr>
+        <w:t>Kubernetes</w:t>
+      </w:r>
+      <w:r>
+        <w:rPr>
+          <w:b/>
+          <w:sz w:val="22"/>
+        </w:rPr>
+        <w:t xml:space="preserve">, </w:t>
+      </w:r>
+      <w:r>
+        <w:rPr>
+          <w:rStyle w:val="Strong"/>
+          <w:b w:val="0"/>
+          <w:sz w:val="22"/>
+        </w:rPr>
+        <w:t>Helm 3.x</w:t>
+      </w:r>
+      <w:r>
+        <w:rPr>
+          <w:b/>
+          <w:sz w:val="22"/>
+        </w:rPr>
+        <w:t xml:space="preserve">, </w:t>
+      </w:r>
+      <w:r>
+        <w:rPr>
+          <w:rStyle w:val="Strong"/>
+          <w:b w:val="0"/>
+          <w:sz w:val="22"/>
+        </w:rPr>
+        <w:t>Argo CD 2.x</w:t>
       </w:r>
       <w:r>
         <w:rPr>
@@ -1031,7 +1283,7 @@
           <w:b w:val="0"/>
           <w:sz w:val="22"/>
         </w:rPr>
-        <w:t>ElastiCache</w:t>
+        <w:t>GitOps</w:t>
       </w:r>
       <w:proofErr w:type="spellEnd"/>
       <w:r>
@@ -1041,6 +1293,21 @@
         </w:rPr>
         <w:t xml:space="preserve">, </w:t>
       </w:r>
+      <w:r>
+        <w:rPr>
+          <w:rStyle w:val="Strong"/>
+          <w:b w:val="0"/>
+          <w:sz w:val="22"/>
+        </w:rPr>
+        <w:t>Terraform 1.x</w:t>
+      </w:r>
+      <w:r>
+        <w:rPr>
+          <w:b/>
+          <w:sz w:val="22"/>
+        </w:rPr>
+        <w:t xml:space="preserve">, </w:t>
+      </w:r>
       <w:proofErr w:type="spellStart"/>
       <w:r>
         <w:rPr>
@@ -1048,7 +1315,7 @@
           <w:b w:val="0"/>
           <w:sz w:val="22"/>
         </w:rPr>
-        <w:t>EventBridge</w:t>
+        <w:t>CloudFormation</w:t>
       </w:r>
       <w:proofErr w:type="spellEnd"/>
       <w:r>
@@ -1064,44 +1331,39 @@
           <w:b w:val="0"/>
           <w:sz w:val="22"/>
         </w:rPr>
-        <w:t>Step Functions</w:t>
-      </w:r>
-      <w:r>
-        <w:rPr>
-          <w:b/>
-          <w:sz w:val="22"/>
-        </w:rPr>
-        <w:t xml:space="preserve">, </w:t>
-      </w:r>
+        <w:t>GitHub Actions</w:t>
+      </w:r>
+      <w:r>
+        <w:rPr>
+          <w:b/>
+          <w:sz w:val="22"/>
+        </w:rPr>
+        <w:t xml:space="preserve">, </w:t>
+      </w:r>
+      <w:proofErr w:type="spellStart"/>
       <w:r>
         <w:rPr>
           <w:rStyle w:val="Strong"/>
           <w:b w:val="0"/>
           <w:sz w:val="22"/>
         </w:rPr>
-        <w:t>IAM</w:t>
-      </w:r>
-      <w:r>
-        <w:rPr>
-          <w:b/>
-          <w:sz w:val="22"/>
-        </w:rPr>
-        <w:t xml:space="preserve">), </w:t>
-      </w:r>
+        <w:t>GitLab</w:t>
+      </w:r>
+      <w:proofErr w:type="spellEnd"/>
       <w:r>
         <w:rPr>
           <w:rStyle w:val="Strong"/>
           <w:b w:val="0"/>
           <w:sz w:val="22"/>
         </w:rPr>
-        <w:t>Azure</w:t>
-      </w:r>
-      <w:r>
-        <w:rPr>
-          <w:b/>
-          <w:sz w:val="22"/>
-        </w:rPr>
-        <w:t xml:space="preserve"> (</w:t>
+        <w:t xml:space="preserve"> CI</w:t>
+      </w:r>
+      <w:r>
+        <w:rPr>
+          <w:b/>
+          <w:sz w:val="22"/>
+        </w:rPr>
+        <w:t xml:space="preserve">, </w:t>
       </w:r>
       <w:r>
         <w:rPr>
@@ -1109,7 +1371,7 @@
           <w:b w:val="0"/>
           <w:sz w:val="22"/>
         </w:rPr>
-        <w:t>AKS</w:t>
+        <w:t>Jenkins</w:t>
       </w:r>
       <w:r>
         <w:rPr>
@@ -1124,373 +1386,8 @@
           <w:b w:val="0"/>
           <w:sz w:val="22"/>
         </w:rPr>
-        <w:t>App Service</w:t>
-      </w:r>
-      <w:r>
-        <w:rPr>
-          <w:b/>
-          <w:sz w:val="22"/>
-        </w:rPr>
-        <w:t xml:space="preserve">, </w:t>
-      </w:r>
-      <w:r>
-        <w:rPr>
-          <w:rStyle w:val="Strong"/>
-          <w:b w:val="0"/>
-          <w:sz w:val="22"/>
-        </w:rPr>
-        <w:t>Azure SQL</w:t>
-      </w:r>
-      <w:r>
-        <w:rPr>
-          <w:b/>
-          <w:sz w:val="22"/>
-        </w:rPr>
-        <w:t xml:space="preserve">, </w:t>
-      </w:r>
-      <w:r>
-        <w:rPr>
-          <w:rStyle w:val="Strong"/>
-          <w:b w:val="0"/>
-          <w:sz w:val="22"/>
-        </w:rPr>
-        <w:t>Service Bus</w:t>
-      </w:r>
-      <w:r>
-        <w:rPr>
-          <w:b/>
-          <w:sz w:val="22"/>
-        </w:rPr>
-        <w:t xml:space="preserve">, </w:t>
-      </w:r>
-      <w:r>
-        <w:rPr>
-          <w:rStyle w:val="Strong"/>
-          <w:b w:val="0"/>
-          <w:sz w:val="22"/>
-        </w:rPr>
-        <w:t>Key Vault</w:t>
-      </w:r>
-      <w:r>
-        <w:rPr>
-          <w:b/>
-          <w:sz w:val="22"/>
-        </w:rPr>
-        <w:t xml:space="preserve">, </w:t>
-      </w:r>
-      <w:r>
-        <w:rPr>
-          <w:rStyle w:val="Strong"/>
-          <w:b w:val="0"/>
-          <w:sz w:val="22"/>
-        </w:rPr>
-        <w:t>Application Insights</w:t>
-      </w:r>
-      <w:r>
-        <w:rPr>
-          <w:b/>
-          <w:sz w:val="22"/>
-        </w:rPr>
-        <w:t xml:space="preserve">), </w:t>
-      </w:r>
-      <w:r>
-        <w:rPr>
-          <w:rStyle w:val="Strong"/>
-          <w:b w:val="0"/>
-          <w:sz w:val="22"/>
-        </w:rPr>
-        <w:t>GCP</w:t>
-      </w:r>
-      <w:r>
-        <w:rPr>
-          <w:b/>
-          <w:sz w:val="22"/>
-        </w:rPr>
-        <w:t xml:space="preserve"> (</w:t>
-      </w:r>
-      <w:r>
-        <w:rPr>
-          <w:rStyle w:val="Strong"/>
-          <w:b w:val="0"/>
-          <w:sz w:val="22"/>
-        </w:rPr>
-        <w:t>GKE</w:t>
-      </w:r>
-      <w:r>
-        <w:rPr>
-          <w:b/>
-          <w:sz w:val="22"/>
-        </w:rPr>
-        <w:t xml:space="preserve">, </w:t>
-      </w:r>
-      <w:r>
-        <w:rPr>
-          <w:rStyle w:val="Strong"/>
-          <w:b w:val="0"/>
-          <w:sz w:val="22"/>
-        </w:rPr>
-        <w:t>Cloud Run</w:t>
-      </w:r>
-      <w:r>
-        <w:rPr>
-          <w:b/>
-          <w:sz w:val="22"/>
-        </w:rPr>
-        <w:t xml:space="preserve">, </w:t>
-      </w:r>
-      <w:r>
-        <w:rPr>
-          <w:rStyle w:val="Strong"/>
-          <w:b w:val="0"/>
-          <w:sz w:val="22"/>
-        </w:rPr>
-        <w:t>Pub/Sub</w:t>
-      </w:r>
-      <w:r>
-        <w:rPr>
-          <w:b/>
-          <w:sz w:val="22"/>
-        </w:rPr>
-        <w:t xml:space="preserve">, </w:t>
-      </w:r>
-      <w:r>
-        <w:rPr>
-          <w:rStyle w:val="Strong"/>
-          <w:b w:val="0"/>
-          <w:sz w:val="22"/>
-        </w:rPr>
-        <w:t>Cloud Storage</w:t>
-      </w:r>
-      <w:r>
-        <w:rPr>
-          <w:b/>
-          <w:sz w:val="22"/>
-        </w:rPr>
-        <w:t xml:space="preserve">, </w:t>
-      </w:r>
-      <w:proofErr w:type="spellStart"/>
-      <w:r>
-        <w:rPr>
-          <w:rStyle w:val="Strong"/>
-          <w:b w:val="0"/>
-          <w:sz w:val="22"/>
-        </w:rPr>
-        <w:t>BigQuery</w:t>
-      </w:r>
-      <w:proofErr w:type="spellEnd"/>
-      <w:r>
-        <w:rPr>
-          <w:b/>
-          <w:sz w:val="22"/>
-        </w:rPr>
-        <w:t xml:space="preserve">), </w:t>
-      </w:r>
-      <w:proofErr w:type="spellStart"/>
-      <w:r>
-        <w:rPr>
-          <w:rStyle w:val="Strong"/>
-          <w:b w:val="0"/>
-          <w:sz w:val="22"/>
-        </w:rPr>
-        <w:t>Docker</w:t>
-      </w:r>
-      <w:proofErr w:type="spellEnd"/>
-      <w:r>
-        <w:rPr>
-          <w:b/>
-          <w:sz w:val="22"/>
-        </w:rPr>
-        <w:t xml:space="preserve">, </w:t>
-      </w:r>
-      <w:proofErr w:type="spellStart"/>
-      <w:r>
-        <w:rPr>
-          <w:rStyle w:val="Strong"/>
-          <w:b w:val="0"/>
-          <w:sz w:val="22"/>
-        </w:rPr>
-        <w:t>Kubernetes</w:t>
-      </w:r>
-      <w:proofErr w:type="spellEnd"/>
-      <w:r>
-        <w:rPr>
-          <w:b/>
-          <w:sz w:val="22"/>
-        </w:rPr>
-        <w:t xml:space="preserve">, </w:t>
-      </w:r>
-      <w:r>
-        <w:rPr>
-          <w:rStyle w:val="Strong"/>
-          <w:b w:val="0"/>
-          <w:sz w:val="22"/>
-        </w:rPr>
-        <w:t>Helm 3.x</w:t>
-      </w:r>
-      <w:r>
-        <w:rPr>
-          <w:b/>
-          <w:sz w:val="22"/>
-        </w:rPr>
-        <w:t xml:space="preserve">, </w:t>
-      </w:r>
-      <w:r>
-        <w:rPr>
-          <w:rStyle w:val="Strong"/>
-          <w:b w:val="0"/>
-          <w:sz w:val="22"/>
-        </w:rPr>
-        <w:t>Argo CD 2.x</w:t>
-      </w:r>
-      <w:r>
-        <w:rPr>
-          <w:b/>
-          <w:sz w:val="22"/>
-        </w:rPr>
-        <w:t xml:space="preserve">, </w:t>
-      </w:r>
-      <w:proofErr w:type="spellStart"/>
-      <w:r>
-        <w:rPr>
-          <w:rStyle w:val="Strong"/>
-          <w:b w:val="0"/>
-          <w:sz w:val="22"/>
-        </w:rPr>
-        <w:t>GitOps</w:t>
-      </w:r>
-      <w:proofErr w:type="spellEnd"/>
-      <w:r>
-        <w:rPr>
-          <w:b/>
-          <w:sz w:val="22"/>
-        </w:rPr>
-        <w:t xml:space="preserve">, </w:t>
-      </w:r>
-      <w:proofErr w:type="spellStart"/>
-      <w:r>
-        <w:rPr>
-          <w:rStyle w:val="Strong"/>
-          <w:b w:val="0"/>
-          <w:sz w:val="22"/>
-        </w:rPr>
-        <w:t>Terraform</w:t>
-      </w:r>
-      <w:proofErr w:type="spellEnd"/>
-      <w:r>
-        <w:rPr>
-          <w:rStyle w:val="Strong"/>
-          <w:b w:val="0"/>
-          <w:sz w:val="22"/>
-        </w:rPr>
-        <w:t xml:space="preserve"> 1.x</w:t>
-      </w:r>
-      <w:r>
-        <w:rPr>
-          <w:b/>
-          <w:sz w:val="22"/>
-        </w:rPr>
-        <w:t xml:space="preserve">, </w:t>
-      </w:r>
-      <w:proofErr w:type="spellStart"/>
-      <w:r>
-        <w:rPr>
-          <w:rStyle w:val="Strong"/>
-          <w:b w:val="0"/>
-          <w:sz w:val="22"/>
-        </w:rPr>
-        <w:t>CloudFormation</w:t>
-      </w:r>
-      <w:proofErr w:type="spellEnd"/>
-      <w:r>
-        <w:rPr>
-          <w:b/>
-          <w:sz w:val="22"/>
-        </w:rPr>
-        <w:t xml:space="preserve">, </w:t>
-      </w:r>
-      <w:proofErr w:type="spellStart"/>
-      <w:r>
-        <w:rPr>
-          <w:rStyle w:val="Strong"/>
-          <w:b w:val="0"/>
-          <w:sz w:val="22"/>
-        </w:rPr>
-        <w:t>GitHub</w:t>
-      </w:r>
-      <w:proofErr w:type="spellEnd"/>
-      <w:r>
-        <w:rPr>
-          <w:rStyle w:val="Strong"/>
-          <w:b w:val="0"/>
-          <w:sz w:val="22"/>
-        </w:rPr>
-        <w:t xml:space="preserve"> Actions</w:t>
-      </w:r>
-      <w:r>
-        <w:rPr>
-          <w:b/>
-          <w:sz w:val="22"/>
-        </w:rPr>
-        <w:t xml:space="preserve">, </w:t>
-      </w:r>
-      <w:proofErr w:type="spellStart"/>
-      <w:r>
-        <w:rPr>
-          <w:rStyle w:val="Strong"/>
-          <w:b w:val="0"/>
-          <w:sz w:val="22"/>
-        </w:rPr>
-        <w:t>GitLab</w:t>
-      </w:r>
-      <w:proofErr w:type="spellEnd"/>
-      <w:r>
-        <w:rPr>
-          <w:rStyle w:val="Strong"/>
-          <w:b w:val="0"/>
-          <w:sz w:val="22"/>
-        </w:rPr>
-        <w:t xml:space="preserve"> CI</w:t>
-      </w:r>
-      <w:r>
-        <w:rPr>
-          <w:b/>
-          <w:sz w:val="22"/>
-        </w:rPr>
-        <w:t xml:space="preserve">, </w:t>
-      </w:r>
-      <w:r>
-        <w:rPr>
-          <w:rStyle w:val="Strong"/>
-          <w:b w:val="0"/>
-          <w:sz w:val="22"/>
-        </w:rPr>
-        <w:t>Jenkins</w:t>
-      </w:r>
-      <w:r>
-        <w:rPr>
-          <w:b/>
-          <w:sz w:val="22"/>
-        </w:rPr>
-        <w:t xml:space="preserve">, </w:t>
-      </w:r>
-      <w:r>
-        <w:rPr>
-          <w:rStyle w:val="Strong"/>
-          <w:b w:val="0"/>
-          <w:sz w:val="22"/>
-        </w:rPr>
-        <w:t xml:space="preserve">Azure </w:t>
-      </w:r>
-      <w:proofErr w:type="spellStart"/>
-      <w:r>
-        <w:rPr>
-          <w:rStyle w:val="Strong"/>
-          <w:b w:val="0"/>
-          <w:sz w:val="22"/>
-        </w:rPr>
-        <w:t>DevOps</w:t>
-      </w:r>
-      <w:proofErr w:type="spellEnd"/>
+        <w:t>Azure DevOps</w:t>
+      </w:r>
       <w:r>
         <w:rPr>
           <w:b/>
@@ -1522,27 +1419,43 @@
           <w:sz w:val="22"/>
         </w:rPr>
       </w:pPr>
+      <w:r>
+        <w:rPr>
+          <w:rStyle w:val="Strong"/>
+          <w:sz w:val="22"/>
+        </w:rPr>
+        <w:t>Observability, Quality &amp; Security —</w:t>
+      </w:r>
+      <w:r>
+        <w:rPr>
+          <w:sz w:val="22"/>
+        </w:rPr>
+        <w:t xml:space="preserve"> </w:t>
+      </w:r>
       <w:proofErr w:type="spellStart"/>
       <w:r>
         <w:rPr>
           <w:rStyle w:val="Strong"/>
-          <w:sz w:val="22"/>
-        </w:rPr>
-        <w:t>Observability</w:t>
+          <w:b w:val="0"/>
+          <w:sz w:val="22"/>
+        </w:rPr>
+        <w:t>OpenTelemetry</w:t>
       </w:r>
       <w:proofErr w:type="spellEnd"/>
       <w:r>
         <w:rPr>
           <w:rStyle w:val="Strong"/>
-          <w:sz w:val="22"/>
-        </w:rPr>
-        <w:t>, Quality &amp; Security —</w:t>
-      </w:r>
-      <w:r>
-        <w:rPr>
-          <w:sz w:val="22"/>
-        </w:rPr>
-        <w:t xml:space="preserve"> </w:t>
+          <w:b w:val="0"/>
+          <w:sz w:val="22"/>
+        </w:rPr>
+        <w:t xml:space="preserve"> 1.x</w:t>
+      </w:r>
+      <w:r>
+        <w:rPr>
+          <w:b/>
+          <w:sz w:val="22"/>
+        </w:rPr>
+        <w:t xml:space="preserve">, </w:t>
       </w:r>
       <w:proofErr w:type="spellStart"/>
       <w:r>
@@ -1551,16 +1464,23 @@
           <w:b w:val="0"/>
           <w:sz w:val="22"/>
         </w:rPr>
-        <w:t>OpenTelemetry</w:t>
+        <w:t>Datadog</w:t>
       </w:r>
       <w:proofErr w:type="spellEnd"/>
       <w:r>
         <w:rPr>
+          <w:b/>
+          <w:sz w:val="22"/>
+        </w:rPr>
+        <w:t xml:space="preserve">, </w:t>
+      </w:r>
+      <w:r>
+        <w:rPr>
           <w:rStyle w:val="Strong"/>
           <w:b w:val="0"/>
           <w:sz w:val="22"/>
         </w:rPr>
-        <w:t xml:space="preserve"> 1.x</w:t>
+        <w:t>Prometheus 2.x</w:t>
       </w:r>
       <w:r>
         <w:rPr>
@@ -1576,23 +1496,31 @@
           <w:b w:val="0"/>
           <w:sz w:val="22"/>
         </w:rPr>
-        <w:t>Datadog</w:t>
+        <w:t>Grafana</w:t>
       </w:r>
       <w:proofErr w:type="spellEnd"/>
       <w:r>
         <w:rPr>
-          <w:b/>
-          <w:sz w:val="22"/>
-        </w:rPr>
-        <w:t xml:space="preserve">, </w:t>
-      </w:r>
-      <w:r>
-        <w:rPr>
           <w:rStyle w:val="Strong"/>
           <w:b w:val="0"/>
           <w:sz w:val="22"/>
         </w:rPr>
-        <w:t>Prometheus 2.x</w:t>
+        <w:t xml:space="preserve"> 7.x–10.x</w:t>
+      </w:r>
+      <w:r>
+        <w:rPr>
+          <w:b/>
+          <w:sz w:val="22"/>
+        </w:rPr>
+        <w:t xml:space="preserve">, </w:t>
+      </w:r>
+      <w:r>
+        <w:rPr>
+          <w:rStyle w:val="Strong"/>
+          <w:b w:val="0"/>
+          <w:sz w:val="22"/>
+        </w:rPr>
+        <w:t>ELK/EFK</w:t>
       </w:r>
       <w:r>
         <w:rPr>
@@ -1608,16 +1536,23 @@
           <w:b w:val="0"/>
           <w:sz w:val="22"/>
         </w:rPr>
-        <w:t>Grafana</w:t>
+        <w:t>CloudWatch</w:t>
       </w:r>
       <w:proofErr w:type="spellEnd"/>
       <w:r>
         <w:rPr>
+          <w:b/>
+          <w:sz w:val="22"/>
+        </w:rPr>
+        <w:t xml:space="preserve">, </w:t>
+      </w:r>
+      <w:r>
+        <w:rPr>
           <w:rStyle w:val="Strong"/>
           <w:b w:val="0"/>
           <w:sz w:val="22"/>
         </w:rPr>
-        <w:t xml:space="preserve"> 7.x–10.x</w:t>
+        <w:t>structured logging</w:t>
       </w:r>
       <w:r>
         <w:rPr>
@@ -1632,25 +1567,23 @@
           <w:b w:val="0"/>
           <w:sz w:val="22"/>
         </w:rPr>
-        <w:t>ELK/EFK</w:t>
-      </w:r>
-      <w:r>
-        <w:rPr>
-          <w:b/>
-          <w:sz w:val="22"/>
-        </w:rPr>
-        <w:t xml:space="preserve">, </w:t>
-      </w:r>
-      <w:proofErr w:type="spellStart"/>
+        <w:t>API contract testing</w:t>
+      </w:r>
+      <w:r>
+        <w:rPr>
+          <w:b/>
+          <w:sz w:val="22"/>
+        </w:rPr>
+        <w:t xml:space="preserve">, </w:t>
+      </w:r>
       <w:r>
         <w:rPr>
           <w:rStyle w:val="Strong"/>
           <w:b w:val="0"/>
           <w:sz w:val="22"/>
         </w:rPr>
-        <w:t>CloudWatch</w:t>
-      </w:r>
-      <w:proofErr w:type="spellEnd"/>
+        <w:t>OAuth2</w:t>
+      </w:r>
       <w:r>
         <w:rPr>
           <w:b/>
@@ -1664,62 +1597,7 @@
           <w:b w:val="0"/>
           <w:sz w:val="22"/>
         </w:rPr>
-        <w:t>structured logging</w:t>
-      </w:r>
-      <w:r>
-        <w:rPr>
-          <w:b/>
-          <w:sz w:val="22"/>
-        </w:rPr>
-        <w:t xml:space="preserve">, </w:t>
-      </w:r>
-      <w:r>
-        <w:rPr>
-          <w:rStyle w:val="Strong"/>
-          <w:b w:val="0"/>
-          <w:sz w:val="22"/>
-        </w:rPr>
-        <w:t>API contract testing</w:t>
-      </w:r>
-      <w:r>
-        <w:rPr>
-          <w:b/>
-          <w:sz w:val="22"/>
-        </w:rPr>
-        <w:t xml:space="preserve">, </w:t>
-      </w:r>
-      <w:r>
-        <w:rPr>
-          <w:rStyle w:val="Strong"/>
-          <w:b w:val="0"/>
-          <w:sz w:val="22"/>
-        </w:rPr>
-        <w:t>OAuth2</w:t>
-      </w:r>
-      <w:r>
-        <w:rPr>
-          <w:b/>
-          <w:sz w:val="22"/>
-        </w:rPr>
-        <w:t xml:space="preserve">, </w:t>
-      </w:r>
-      <w:proofErr w:type="spellStart"/>
-      <w:r>
-        <w:rPr>
-          <w:rStyle w:val="Strong"/>
-          <w:b w:val="0"/>
-          <w:sz w:val="22"/>
-        </w:rPr>
-        <w:t>OpenID</w:t>
-      </w:r>
-      <w:proofErr w:type="spellEnd"/>
-      <w:r>
-        <w:rPr>
-          <w:rStyle w:val="Strong"/>
-          <w:b w:val="0"/>
-          <w:sz w:val="22"/>
-        </w:rPr>
-        <w:t xml:space="preserve"> Connect</w:t>
+        <w:t>OpenID Connect</w:t>
       </w:r>
       <w:r>
         <w:rPr>
@@ -2138,21 +2016,12 @@
         </w:rPr>
         <w:t xml:space="preserve">Eliminated a hard-to-reproduce latency spike in high-volume endpoints by replacing N+1 access patterns with batched retrieval on </w:t>
       </w:r>
-      <w:proofErr w:type="spellStart"/>
-      <w:r>
-        <w:rPr>
-          <w:rStyle w:val="Strong"/>
-          <w:sz w:val="22"/>
-        </w:rPr>
-        <w:t>PostgreSQL</w:t>
-      </w:r>
-      <w:proofErr w:type="spellEnd"/>
-      <w:r>
-        <w:rPr>
-          <w:rStyle w:val="Strong"/>
-          <w:sz w:val="22"/>
-        </w:rPr>
-        <w:t xml:space="preserve"> 13</w:t>
+      <w:r>
+        <w:rPr>
+          <w:rStyle w:val="Strong"/>
+          <w:sz w:val="22"/>
+        </w:rPr>
+        <w:t>PostgreSQL 13</w:t>
       </w:r>
       <w:r>
         <w:rPr>
@@ -2425,21 +2294,12 @@
         </w:rPr>
         <w:t xml:space="preserve">, </w:t>
       </w:r>
-      <w:proofErr w:type="spellStart"/>
-      <w:r>
-        <w:rPr>
-          <w:rStyle w:val="Strong"/>
-          <w:sz w:val="22"/>
-        </w:rPr>
-        <w:t>OpenID</w:t>
-      </w:r>
-      <w:proofErr w:type="spellEnd"/>
-      <w:r>
-        <w:rPr>
-          <w:rStyle w:val="Strong"/>
-          <w:sz w:val="22"/>
-        </w:rPr>
-        <w:t xml:space="preserve"> Connect</w:t>
+      <w:r>
+        <w:rPr>
+          <w:rStyle w:val="Strong"/>
+          <w:sz w:val="22"/>
+        </w:rPr>
+        <w:t>OpenID Connect</w:t>
       </w:r>
       <w:r>
         <w:rPr>
@@ -2617,21 +2477,12 @@
         </w:rPr>
         <w:t xml:space="preserve">Standardized infrastructure delivery with </w:t>
       </w:r>
-      <w:proofErr w:type="spellStart"/>
-      <w:r>
-        <w:rPr>
-          <w:rStyle w:val="Strong"/>
-          <w:sz w:val="22"/>
-        </w:rPr>
-        <w:t>Terraform</w:t>
-      </w:r>
-      <w:proofErr w:type="spellEnd"/>
-      <w:r>
-        <w:rPr>
-          <w:rStyle w:val="Strong"/>
-          <w:sz w:val="22"/>
-        </w:rPr>
-        <w:t xml:space="preserve"> 1.6</w:t>
+      <w:r>
+        <w:rPr>
+          <w:rStyle w:val="Strong"/>
+          <w:sz w:val="22"/>
+        </w:rPr>
+        <w:t>Terraform 1.6</w:t>
       </w:r>
       <w:r>
         <w:rPr>
@@ -2947,21 +2798,7 @@
         <w:rPr>
           <w:sz w:val="22"/>
         </w:rPr>
-        <w:t xml:space="preserve">, dead-letter handling, and </w:t>
-      </w:r>
-      <w:proofErr w:type="spellStart"/>
-      <w:r>
-        <w:rPr>
-          <w:sz w:val="22"/>
-        </w:rPr>
-        <w:t>deduplication</w:t>
-      </w:r>
-      <w:proofErr w:type="spellEnd"/>
-      <w:r>
-        <w:rPr>
-          <w:sz w:val="22"/>
-        </w:rPr>
-        <w:t xml:space="preserve"> safeguards that stabilized burst workloads and reduced repeated failure cascades during partner import spikes.</w:t>
+        <w:t>, dead-letter handling, and deduplication safeguards that stabilized burst workloads and reduced repeated failure cascades during partner import spikes.</w:t>
       </w:r>
     </w:p>
     <w:p>
@@ -3162,21 +2999,12 @@
         </w:rPr>
         <w:t xml:space="preserve">Standardized CI behavior with </w:t>
       </w:r>
-      <w:proofErr w:type="spellStart"/>
-      <w:r>
-        <w:rPr>
-          <w:rStyle w:val="Strong"/>
-          <w:sz w:val="22"/>
-        </w:rPr>
-        <w:t>GitHub</w:t>
-      </w:r>
-      <w:proofErr w:type="spellEnd"/>
-      <w:r>
-        <w:rPr>
-          <w:rStyle w:val="Strong"/>
-          <w:sz w:val="22"/>
-        </w:rPr>
-        <w:t xml:space="preserve"> Actions</w:t>
+      <w:r>
+        <w:rPr>
+          <w:rStyle w:val="Strong"/>
+          <w:sz w:val="22"/>
+        </w:rPr>
+        <w:t>GitHub Actions</w:t>
       </w:r>
       <w:r>
         <w:rPr>
@@ -3448,21 +3276,12 @@
         </w:rPr>
         <w:t xml:space="preserve">Implemented internal service endpoints in </w:t>
       </w:r>
-      <w:proofErr w:type="spellStart"/>
-      <w:r>
-        <w:rPr>
-          <w:rStyle w:val="Strong"/>
-          <w:sz w:val="22"/>
-        </w:rPr>
-        <w:t>Django</w:t>
-      </w:r>
-      <w:proofErr w:type="spellEnd"/>
-      <w:r>
-        <w:rPr>
-          <w:rStyle w:val="Strong"/>
-          <w:sz w:val="22"/>
-        </w:rPr>
-        <w:t xml:space="preserve"> 2.0</w:t>
+      <w:r>
+        <w:rPr>
+          <w:rStyle w:val="Strong"/>
+          <w:sz w:val="22"/>
+        </w:rPr>
+        <w:t>Django 2.0</w:t>
       </w:r>
       <w:r>
         <w:rPr>
@@ -3489,21 +3308,12 @@
         </w:rPr>
         <w:t xml:space="preserve">Improved hot-path query performance across </w:t>
       </w:r>
-      <w:proofErr w:type="spellStart"/>
-      <w:r>
-        <w:rPr>
-          <w:rStyle w:val="Strong"/>
-          <w:sz w:val="22"/>
-        </w:rPr>
-        <w:t>PostgreSQL</w:t>
-      </w:r>
-      <w:proofErr w:type="spellEnd"/>
-      <w:r>
-        <w:rPr>
-          <w:rStyle w:val="Strong"/>
-          <w:sz w:val="22"/>
-        </w:rPr>
-        <w:t xml:space="preserve"> 9.6</w:t>
+      <w:r>
+        <w:rPr>
+          <w:rStyle w:val="Strong"/>
+          <w:sz w:val="22"/>
+        </w:rPr>
+        <w:t>PostgreSQL 9.6</w:t>
       </w:r>
       <w:r>
         <w:rPr>
@@ -3622,7 +3432,6 @@
         </w:rPr>
         <w:t xml:space="preserve">Introduced </w:t>
       </w:r>
-      <w:proofErr w:type="spellStart"/>
       <w:r>
         <w:rPr>
           <w:rStyle w:val="Strong"/>
@@ -3630,7 +3439,6 @@
         </w:rPr>
         <w:t>Docker</w:t>
       </w:r>
-      <w:proofErr w:type="spellEnd"/>
       <w:r>
         <w:rPr>
           <w:sz w:val="22"/>
@@ -4063,33 +3871,23 @@
           <w:b/>
           <w:bCs/>
           <w:color w:val="111111"/>
-          <w:sz w:val="22"/>
-          <w:szCs w:val="18"/>
-        </w:rPr>
-      </w:pPr>
-      <w:r>
-        <w:rPr>
-          <w:rFonts w:ascii="Arial" w:eastAsia="Arial" w:hAnsi="Arial" w:cs="Arial"/>
-          <w:b/>
-          <w:bCs/>
-          <w:color w:val="111111"/>
-          <w:sz w:val="22"/>
-          <w:szCs w:val="18"/>
-        </w:rPr>
-        <w:t>Stanford University Department of Computer Science</w:t>
-      </w:r>
-    </w:p>
-    <w:p>
-      <w:pPr>
-        <w:rPr>
-          <w:rFonts w:ascii="Arial" w:eastAsia="Arial" w:hAnsi="Arial" w:cs="Arial"/>
-          <w:b/>
-          <w:bCs/>
-          <w:color w:val="111111"/>
           <w:sz w:val="18"/>
           <w:szCs w:val="18"/>
         </w:rPr>
       </w:pPr>
+      <w:r>
+        <w:rPr>
+          <w:rFonts w:ascii="Arial" w:hAnsi="Arial" w:cs="Arial"/>
+          <w:b/>
+          <w:bCs/>
+          <w:color w:val="000000"/>
+          <w:sz w:val="22"/>
+          <w:szCs w:val="23"/>
+        </w:rPr>
+        <w:t>Harvard University</w:t>
+      </w:r>
+      <w:bookmarkStart w:id="0" w:name="_GoBack"/>
+      <w:bookmarkEnd w:id="0"/>
     </w:p>
     <w:p>
       <w:pPr>
